--- a/data/niveles/Reportes/Archivo/Reporte_Niveles_Hidrometricos_2026-10-14_0800.docx
+++ b/data/niveles/Reportes/Archivo/Reporte_Niveles_Hidrometricos_2026-10-14_0800.docx
@@ -303,7 +303,7 @@
                 <w:b w:val="0"/>
                 <w:sz w:val="13"/>
               </w:rPr>
-              <w:t>0.00</w:t>
+              <w:t>s/d</w:t>
             </w:r>
           </w:p>
         </w:tc>
@@ -318,7 +318,7 @@
                 <w:b w:val="0"/>
                 <w:sz w:val="13"/>
               </w:rPr>
-              <w:t>+11.58</w:t>
+              <w:t>s/d</w:t>
             </w:r>
           </w:p>
         </w:tc>
@@ -333,7 +333,7 @@
                 <w:b w:val="0"/>
                 <w:sz w:val="13"/>
               </w:rPr>
-              <w:t>+11.58</w:t>
+              <w:t>s/d</w:t>
             </w:r>
           </w:p>
         </w:tc>
@@ -348,7 +348,7 @@
                 <w:b w:val="0"/>
                 <w:sz w:val="13"/>
               </w:rPr>
-              <w:t>Ascenso</w:t>
+              <w:t>Sin tendencia suficiente</w:t>
             </w:r>
           </w:p>
         </w:tc>
@@ -455,7 +455,7 @@
                 <w:b w:val="0"/>
                 <w:sz w:val="13"/>
               </w:rPr>
-              <w:t>0.00</w:t>
+              <w:t>s/d</w:t>
             </w:r>
           </w:p>
         </w:tc>
@@ -470,7 +470,7 @@
                 <w:b w:val="0"/>
                 <w:sz w:val="13"/>
               </w:rPr>
-              <w:t>+3.39</w:t>
+              <w:t>s/d</w:t>
             </w:r>
           </w:p>
         </w:tc>
@@ -485,7 +485,7 @@
                 <w:b w:val="0"/>
                 <w:sz w:val="13"/>
               </w:rPr>
-              <w:t>+3.39</w:t>
+              <w:t>s/d</w:t>
             </w:r>
           </w:p>
         </w:tc>
@@ -500,7 +500,7 @@
                 <w:b w:val="0"/>
                 <w:sz w:val="13"/>
               </w:rPr>
-              <w:t>Ascenso</w:t>
+              <w:t>Sin tendencia suficiente</w:t>
             </w:r>
           </w:p>
         </w:tc>
@@ -881,7 +881,7 @@
                 <w:b w:val="0"/>
                 <w:sz w:val="13"/>
               </w:rPr>
-              <w:t>33.85</w:t>
+              <w:t>33.84</w:t>
             </w:r>
           </w:p>
         </w:tc>
@@ -896,7 +896,7 @@
                 <w:b w:val="0"/>
                 <w:sz w:val="13"/>
               </w:rPr>
-              <w:t>3.86 abajo</w:t>
+              <w:t>3.87 abajo</w:t>
             </w:r>
           </w:p>
         </w:tc>
@@ -926,7 +926,7 @@
                 <w:b w:val="0"/>
                 <w:sz w:val="13"/>
               </w:rPr>
-              <w:t>+0.00</w:t>
+              <w:t>-0.01</w:t>
             </w:r>
           </w:p>
         </w:tc>
@@ -941,7 +941,7 @@
                 <w:b w:val="0"/>
                 <w:sz w:val="13"/>
               </w:rPr>
-              <w:t>+0.00</w:t>
+              <w:t>-0.01</w:t>
             </w:r>
           </w:p>
         </w:tc>
@@ -956,7 +956,7 @@
                 <w:b w:val="0"/>
                 <w:sz w:val="13"/>
               </w:rPr>
-              <w:t>Descenso</w:t>
+              <w:t>Estable</w:t>
             </w:r>
           </w:p>
         </w:tc>
@@ -971,7 +971,7 @@
                 <w:b w:val="0"/>
                 <w:sz w:val="13"/>
               </w:rPr>
-              <w:t>heredado</w:t>
+              <w:t>observado</w:t>
             </w:r>
           </w:p>
         </w:tc>
@@ -986,7 +986,7 @@
                 <w:b w:val="0"/>
                 <w:sz w:val="13"/>
               </w:rPr>
-              <w:t>2026-10-14T06:00:00-06:00</w:t>
+              <w:t>2026-10-14T08:00:00-06:00</w:t>
             </w:r>
           </w:p>
         </w:tc>
@@ -1185,7 +1185,7 @@
                 <w:b w:val="0"/>
                 <w:sz w:val="13"/>
               </w:rPr>
-              <w:t>31.40</w:t>
+              <w:t>20.60</w:t>
             </w:r>
           </w:p>
         </w:tc>
@@ -1200,7 +1200,7 @@
                 <w:b w:val="0"/>
                 <w:sz w:val="13"/>
               </w:rPr>
-              <w:t>8.28 arriba</w:t>
+              <w:t>2.52 abajo</w:t>
             </w:r>
           </w:p>
         </w:tc>
@@ -1230,7 +1230,7 @@
                 <w:b w:val="0"/>
                 <w:sz w:val="13"/>
               </w:rPr>
-              <w:t>+10.79</w:t>
+              <w:t>-0.01</w:t>
             </w:r>
           </w:p>
         </w:tc>
@@ -1245,7 +1245,7 @@
                 <w:b w:val="0"/>
                 <w:sz w:val="13"/>
               </w:rPr>
-              <w:t>+10.79</w:t>
+              <w:t>-0.01</w:t>
             </w:r>
           </w:p>
         </w:tc>
@@ -1260,7 +1260,7 @@
                 <w:b w:val="0"/>
                 <w:sz w:val="13"/>
               </w:rPr>
-              <w:t>Ascenso</w:t>
+              <w:t>Estable</w:t>
             </w:r>
           </w:p>
         </w:tc>
@@ -1337,7 +1337,7 @@
                 <w:b w:val="0"/>
                 <w:sz w:val="13"/>
               </w:rPr>
-              <w:t>4.48</w:t>
+              <w:t>4.43</w:t>
             </w:r>
           </w:p>
         </w:tc>
@@ -1352,7 +1352,7 @@
                 <w:b w:val="0"/>
                 <w:sz w:val="13"/>
               </w:rPr>
-              <w:t>3.01 abajo</w:t>
+              <w:t>3.06 abajo</w:t>
             </w:r>
           </w:p>
         </w:tc>
@@ -1382,7 +1382,7 @@
                 <w:b w:val="0"/>
                 <w:sz w:val="13"/>
               </w:rPr>
-              <w:t>+0.00</w:t>
+              <w:t>-0.05</w:t>
             </w:r>
           </w:p>
         </w:tc>
@@ -1397,7 +1397,7 @@
                 <w:b w:val="0"/>
                 <w:sz w:val="13"/>
               </w:rPr>
-              <w:t>+0.00</w:t>
+              <w:t>-0.05</w:t>
             </w:r>
           </w:p>
         </w:tc>
@@ -1427,7 +1427,7 @@
                 <w:b w:val="0"/>
                 <w:sz w:val="13"/>
               </w:rPr>
-              <w:t>heredado</w:t>
+              <w:t>observado</w:t>
             </w:r>
           </w:p>
         </w:tc>
@@ -1442,7 +1442,7 @@
                 <w:b w:val="0"/>
                 <w:sz w:val="13"/>
               </w:rPr>
-              <w:t>2026-10-14T06:00:00-06:00</w:t>
+              <w:t>2026-10-14T08:00:00-06:00</w:t>
             </w:r>
           </w:p>
         </w:tc>
@@ -1868,7 +1868,7 @@
                 <w:b w:val="0"/>
                 <w:sz w:val="13"/>
               </w:rPr>
-              <w:t>Descenso</w:t>
+              <w:t>Estable</w:t>
             </w:r>
           </w:p>
         </w:tc>
@@ -1883,7 +1883,7 @@
                 <w:b w:val="0"/>
                 <w:sz w:val="13"/>
               </w:rPr>
-              <w:t>heredado</w:t>
+              <w:t>observado</w:t>
             </w:r>
           </w:p>
         </w:tc>
@@ -1898,7 +1898,7 @@
                 <w:b w:val="0"/>
                 <w:sz w:val="13"/>
               </w:rPr>
-              <w:t>2026-10-14T06:00:00-06:00</w:t>
+              <w:t>2026-10-14T08:00:00-06:00</w:t>
             </w:r>
           </w:p>
         </w:tc>
@@ -1945,7 +1945,7 @@
                 <w:b w:val="0"/>
                 <w:sz w:val="13"/>
               </w:rPr>
-              <w:t>4.49</w:t>
+              <w:t>4.38</w:t>
             </w:r>
           </w:p>
         </w:tc>
@@ -1960,7 +1960,7 @@
                 <w:b w:val="0"/>
                 <w:sz w:val="13"/>
               </w:rPr>
-              <w:t>6.50 abajo</w:t>
+              <w:t>6.61 abajo</w:t>
             </w:r>
           </w:p>
         </w:tc>
@@ -1990,7 +1990,7 @@
                 <w:b w:val="0"/>
                 <w:sz w:val="13"/>
               </w:rPr>
-              <w:t>+0.00</w:t>
+              <w:t>-0.11</w:t>
             </w:r>
           </w:p>
         </w:tc>
@@ -2005,7 +2005,7 @@
                 <w:b w:val="0"/>
                 <w:sz w:val="13"/>
               </w:rPr>
-              <w:t>+0.00</w:t>
+              <w:t>-0.11</w:t>
             </w:r>
           </w:p>
         </w:tc>
@@ -2020,7 +2020,7 @@
                 <w:b w:val="0"/>
                 <w:sz w:val="13"/>
               </w:rPr>
-              <w:t>Descenso acelerado</w:t>
+              <w:t>Descenso</w:t>
             </w:r>
           </w:p>
         </w:tc>
@@ -2035,7 +2035,7 @@
                 <w:b w:val="0"/>
                 <w:sz w:val="13"/>
               </w:rPr>
-              <w:t>heredado</w:t>
+              <w:t>observado</w:t>
             </w:r>
           </w:p>
         </w:tc>
@@ -2050,7 +2050,7 @@
                 <w:b w:val="0"/>
                 <w:sz w:val="13"/>
               </w:rPr>
-              <w:t>2026-10-14T06:00:00-06:00</w:t>
+              <w:t>2026-10-14T08:00:00-06:00</w:t>
             </w:r>
           </w:p>
         </w:tc>
@@ -2097,7 +2097,7 @@
                 <w:b w:val="0"/>
                 <w:sz w:val="13"/>
               </w:rPr>
-              <w:t>4.58</w:t>
+              <w:t>4.53</w:t>
             </w:r>
           </w:p>
         </w:tc>
@@ -2112,7 +2112,7 @@
                 <w:b w:val="0"/>
                 <w:sz w:val="13"/>
               </w:rPr>
-              <w:t>5.27 abajo</w:t>
+              <w:t>5.32 abajo</w:t>
             </w:r>
           </w:p>
         </w:tc>
@@ -2142,7 +2142,7 @@
                 <w:b w:val="0"/>
                 <w:sz w:val="13"/>
               </w:rPr>
-              <w:t>+0.00</w:t>
+              <w:t>-0.05</w:t>
             </w:r>
           </w:p>
         </w:tc>
@@ -2157,7 +2157,7 @@
                 <w:b w:val="0"/>
                 <w:sz w:val="13"/>
               </w:rPr>
-              <w:t>+0.00</w:t>
+              <w:t>-0.05</w:t>
             </w:r>
           </w:p>
         </w:tc>
@@ -2172,7 +2172,7 @@
                 <w:b w:val="0"/>
                 <w:sz w:val="13"/>
               </w:rPr>
-              <w:t>Descenso acelerado</w:t>
+              <w:t>Descenso</w:t>
             </w:r>
           </w:p>
         </w:tc>
@@ -2187,7 +2187,7 @@
                 <w:b w:val="0"/>
                 <w:sz w:val="13"/>
               </w:rPr>
-              <w:t>heredado</w:t>
+              <w:t>observado</w:t>
             </w:r>
           </w:p>
         </w:tc>
@@ -2202,7 +2202,7 @@
                 <w:b w:val="0"/>
                 <w:sz w:val="13"/>
               </w:rPr>
-              <w:t>2026-10-14T06:00:00-06:00</w:t>
+              <w:t>2026-10-14T08:00:00-06:00</w:t>
             </w:r>
           </w:p>
         </w:tc>
@@ -2401,7 +2401,7 @@
                 <w:b w:val="0"/>
                 <w:sz w:val="13"/>
               </w:rPr>
-              <w:t>17.93</w:t>
+              <w:t>17.94</w:t>
             </w:r>
           </w:p>
         </w:tc>
@@ -2416,7 +2416,7 @@
                 <w:b w:val="0"/>
                 <w:sz w:val="13"/>
               </w:rPr>
-              <w:t>1.28 abajo</w:t>
+              <w:t>1.27 abajo</w:t>
             </w:r>
           </w:p>
         </w:tc>
@@ -2446,7 +2446,7 @@
                 <w:b w:val="0"/>
                 <w:sz w:val="13"/>
               </w:rPr>
-              <w:t>+0.00</w:t>
+              <w:t>+0.01</w:t>
             </w:r>
           </w:p>
         </w:tc>
@@ -2461,7 +2461,7 @@
                 <w:b w:val="0"/>
                 <w:sz w:val="13"/>
               </w:rPr>
-              <w:t>+0.00</w:t>
+              <w:t>+0.01</w:t>
             </w:r>
           </w:p>
         </w:tc>
@@ -2476,7 +2476,7 @@
                 <w:b w:val="0"/>
                 <w:sz w:val="13"/>
               </w:rPr>
-              <w:t>Ascenso acelerado</w:t>
+              <w:t>Estable</w:t>
             </w:r>
           </w:p>
         </w:tc>
@@ -2491,7 +2491,7 @@
                 <w:b w:val="0"/>
                 <w:sz w:val="13"/>
               </w:rPr>
-              <w:t>heredado</w:t>
+              <w:t>observado</w:t>
             </w:r>
           </w:p>
         </w:tc>
@@ -2506,7 +2506,7 @@
                 <w:b w:val="0"/>
                 <w:sz w:val="13"/>
               </w:rPr>
-              <w:t>2026-10-14T06:00:00-06:00</w:t>
+              <w:t>2026-10-14T08:00:00-06:00</w:t>
             </w:r>
           </w:p>
         </w:tc>
@@ -2764,7 +2764,7 @@
                 <w:b w:val="0"/>
                 <w:sz w:val="14"/>
               </w:rPr>
-              <w:t>2026-10-14T06:00:00-06:00</w:t>
+              <w:t>None</w:t>
             </w:r>
           </w:p>
         </w:tc>
@@ -2779,7 +2779,7 @@
                 <w:b w:val="0"/>
                 <w:sz w:val="14"/>
               </w:rPr>
-              <w:t>observado</w:t>
+              <w:t>sin_dato</w:t>
             </w:r>
           </w:p>
         </w:tc>
@@ -2886,7 +2886,7 @@
                 <w:b w:val="0"/>
                 <w:sz w:val="14"/>
               </w:rPr>
-              <w:t>2026-10-14T06:00:00-06:00</w:t>
+              <w:t>None</w:t>
             </w:r>
           </w:p>
         </w:tc>
@@ -2901,7 +2901,7 @@
                 <w:b w:val="0"/>
                 <w:sz w:val="14"/>
               </w:rPr>
-              <w:t>observado</w:t>
+              <w:t>sin_dato</w:t>
             </w:r>
           </w:p>
         </w:tc>
@@ -3177,7 +3177,7 @@
                 <w:b w:val="0"/>
                 <w:sz w:val="14"/>
               </w:rPr>
-              <w:t>-0.13</w:t>
+              <w:t>-0.12</w:t>
             </w:r>
           </w:p>
         </w:tc>
@@ -3192,7 +3192,7 @@
                 <w:b w:val="0"/>
                 <w:sz w:val="14"/>
               </w:rPr>
-              <w:t>-0.17</w:t>
+              <w:t>-0.30</w:t>
             </w:r>
           </w:p>
         </w:tc>
@@ -3207,7 +3207,7 @@
                 <w:b w:val="0"/>
                 <w:sz w:val="14"/>
               </w:rPr>
-              <w:t>-0.32</w:t>
+              <w:t>-0.31</w:t>
             </w:r>
           </w:p>
         </w:tc>
@@ -3222,7 +3222,7 @@
                 <w:b w:val="0"/>
                 <w:sz w:val="14"/>
               </w:rPr>
-              <w:t>3.86 abajo</w:t>
+              <w:t>3.87 abajo</w:t>
             </w:r>
           </w:p>
         </w:tc>
@@ -3237,7 +3237,7 @@
                 <w:b w:val="0"/>
                 <w:sz w:val="14"/>
               </w:rPr>
-              <w:t>-5.71</w:t>
+              <w:t>-5.72</w:t>
             </w:r>
           </w:p>
         </w:tc>
@@ -3421,7 +3421,7 @@
                 <w:b w:val="0"/>
                 <w:sz w:val="14"/>
               </w:rPr>
-              <w:t>+10.62</w:t>
+              <w:t>-0.18</w:t>
             </w:r>
           </w:p>
         </w:tc>
@@ -3436,7 +3436,7 @@
                 <w:b w:val="0"/>
                 <w:sz w:val="14"/>
               </w:rPr>
-              <w:t>+10.28</w:t>
+              <w:t>-0.52</w:t>
             </w:r>
           </w:p>
         </w:tc>
@@ -3451,7 +3451,7 @@
                 <w:b w:val="0"/>
                 <w:sz w:val="14"/>
               </w:rPr>
-              <w:t>+9.36</w:t>
+              <w:t>-1.44</w:t>
             </w:r>
           </w:p>
         </w:tc>
@@ -3466,7 +3466,7 @@
                 <w:b w:val="0"/>
                 <w:sz w:val="14"/>
               </w:rPr>
-              <w:t>8.28 arriba</w:t>
+              <w:t>2.52 abajo</w:t>
             </w:r>
           </w:p>
         </w:tc>
@@ -3481,7 +3481,7 @@
                 <w:b w:val="0"/>
                 <w:sz w:val="14"/>
               </w:rPr>
-              <w:t>+4.74</w:t>
+              <w:t>-6.06</w:t>
             </w:r>
           </w:p>
         </w:tc>
@@ -3543,7 +3543,7 @@
                 <w:b w:val="0"/>
                 <w:sz w:val="14"/>
               </w:rPr>
-              <w:t>-0.92</w:t>
+              <w:t>-0.91</w:t>
             </w:r>
           </w:p>
         </w:tc>
@@ -3558,7 +3558,7 @@
                 <w:b w:val="0"/>
                 <w:sz w:val="14"/>
               </w:rPr>
-              <w:t>-1.58</w:t>
+              <w:t>-1.63</w:t>
             </w:r>
           </w:p>
         </w:tc>
@@ -3573,7 +3573,7 @@
                 <w:b w:val="0"/>
                 <w:sz w:val="14"/>
               </w:rPr>
-              <w:t>-1.46</w:t>
+              <w:t>-1.53</w:t>
             </w:r>
           </w:p>
         </w:tc>
@@ -3588,7 +3588,7 @@
                 <w:b w:val="0"/>
                 <w:sz w:val="14"/>
               </w:rPr>
-              <w:t>3.01 abajo</w:t>
+              <w:t>3.06 abajo</w:t>
             </w:r>
           </w:p>
         </w:tc>
@@ -3603,7 +3603,7 @@
                 <w:b w:val="0"/>
                 <w:sz w:val="14"/>
               </w:rPr>
-              <w:t>-3.92</w:t>
+              <w:t>-3.97</w:t>
             </w:r>
           </w:p>
         </w:tc>
@@ -4031,7 +4031,7 @@
                 <w:b w:val="0"/>
                 <w:sz w:val="14"/>
               </w:rPr>
-              <w:t>-1.30</w:t>
+              <w:t>-1.26</w:t>
             </w:r>
           </w:p>
         </w:tc>
@@ -4046,7 +4046,7 @@
                 <w:b w:val="0"/>
                 <w:sz w:val="14"/>
               </w:rPr>
-              <w:t>-4.09</w:t>
+              <w:t>-4.00</w:t>
             </w:r>
           </w:p>
         </w:tc>
@@ -4061,7 +4061,7 @@
                 <w:b w:val="0"/>
                 <w:sz w:val="14"/>
               </w:rPr>
-              <w:t>-3.77</w:t>
+              <w:t>-3.93</w:t>
             </w:r>
           </w:p>
         </w:tc>
@@ -4076,7 +4076,7 @@
                 <w:b w:val="0"/>
                 <w:sz w:val="14"/>
               </w:rPr>
-              <w:t>6.50 abajo</w:t>
+              <w:t>6.61 abajo</w:t>
             </w:r>
           </w:p>
         </w:tc>
@@ -4091,7 +4091,7 @@
                 <w:b w:val="0"/>
                 <w:sz w:val="14"/>
               </w:rPr>
-              <w:t>-10.23</w:t>
+              <w:t>-10.34</w:t>
             </w:r>
           </w:p>
         </w:tc>
@@ -4153,7 +4153,7 @@
                 <w:b w:val="0"/>
                 <w:sz w:val="14"/>
               </w:rPr>
-              <w:t>-0.70</w:t>
+              <w:t>-0.68</w:t>
             </w:r>
           </w:p>
         </w:tc>
@@ -4168,7 +4168,7 @@
                 <w:b w:val="0"/>
                 <w:sz w:val="14"/>
               </w:rPr>
-              <w:t>-0.49</w:t>
+              <w:t>-0.60</w:t>
             </w:r>
           </w:p>
         </w:tc>
@@ -4183,7 +4183,7 @@
                 <w:b w:val="0"/>
                 <w:sz w:val="14"/>
               </w:rPr>
-              <w:t>+0.61</w:t>
+              <w:t>+0.48</w:t>
             </w:r>
           </w:p>
         </w:tc>
@@ -4198,7 +4198,7 @@
                 <w:b w:val="0"/>
                 <w:sz w:val="14"/>
               </w:rPr>
-              <w:t>5.27 abajo</w:t>
+              <w:t>5.32 abajo</w:t>
             </w:r>
           </w:p>
         </w:tc>
@@ -4213,7 +4213,7 @@
                 <w:b w:val="0"/>
                 <w:sz w:val="14"/>
               </w:rPr>
-              <w:t>-8.20</w:t>
+              <w:t>-8.25</w:t>
             </w:r>
           </w:p>
         </w:tc>
@@ -4397,7 +4397,7 @@
                 <w:b w:val="0"/>
                 <w:sz w:val="14"/>
               </w:rPr>
-              <w:t>+0.22</w:t>
+              <w:t>+0.24</w:t>
             </w:r>
           </w:p>
         </w:tc>
@@ -4412,7 +4412,7 @@
                 <w:b w:val="0"/>
                 <w:sz w:val="14"/>
               </w:rPr>
-              <w:t>+0.04</w:t>
+              <w:t>+0.08</w:t>
             </w:r>
           </w:p>
         </w:tc>
@@ -4427,7 +4427,7 @@
                 <w:b w:val="0"/>
                 <w:sz w:val="14"/>
               </w:rPr>
-              <w:t>-0.40</w:t>
+              <w:t>-0.37</w:t>
             </w:r>
           </w:p>
         </w:tc>
@@ -4442,7 +4442,7 @@
                 <w:b w:val="0"/>
                 <w:sz w:val="14"/>
               </w:rPr>
-              <w:t>1.28 abajo</w:t>
+              <w:t>1.27 abajo</w:t>
             </w:r>
           </w:p>
         </w:tc>
@@ -4457,7 +4457,7 @@
                 <w:b w:val="0"/>
                 <w:sz w:val="14"/>
               </w:rPr>
-              <w:t>-3.64</w:t>
+              <w:t>-3.63</w:t>
             </w:r>
           </w:p>
         </w:tc>
@@ -4678,7 +4678,7 @@
       <w:r>
         <w:drawing>
           <wp:inline xmlns:a="http://schemas.openxmlformats.org/drawingml/2006/main" xmlns:pic="http://schemas.openxmlformats.org/drawingml/2006/picture">
-            <wp:extent cx="8229600" cy="4426003"/>
+            <wp:extent cx="8229600" cy="4428662"/>
             <wp:docPr id="4" name="Picture 4"/>
             <wp:cNvGraphicFramePr>
               <a:graphicFrameLocks noChangeAspect="1"/>
@@ -4699,7 +4699,7 @@
                   <pic:spPr>
                     <a:xfrm>
                       <a:off x="0" y="0"/>
-                      <a:ext cx="8229600" cy="4426003"/>
+                      <a:ext cx="8229600" cy="4428662"/>
                     </a:xfrm>
                     <a:prstGeom prst="rect"/>
                   </pic:spPr>
@@ -4938,7 +4938,7 @@
       <w:r>
         <w:drawing>
           <wp:inline xmlns:a="http://schemas.openxmlformats.org/drawingml/2006/main" xmlns:pic="http://schemas.openxmlformats.org/drawingml/2006/picture">
-            <wp:extent cx="8229600" cy="4428662"/>
+            <wp:extent cx="8229600" cy="4426003"/>
             <wp:docPr id="9" name="Picture 9"/>
             <wp:cNvGraphicFramePr>
               <a:graphicFrameLocks noChangeAspect="1"/>
@@ -4959,7 +4959,7 @@
                   <pic:spPr>
                     <a:xfrm>
                       <a:off x="0" y="0"/>
-                      <a:ext cx="8229600" cy="4428662"/>
+                      <a:ext cx="8229600" cy="4426003"/>
                     </a:xfrm>
                     <a:prstGeom prst="rect"/>
                   </pic:spPr>
